--- a/flow/20240204_zachala/ap331.docx
+++ b/flow/20240204_zachala/ap331.docx
@@ -498,6 +498,7 @@
       <w:pPr>
         <w:shd w:val="clear" w:color="auto" w:fill="FFFFFF"/>
         <w:spacing w:line="360" w:lineRule="auto"/>
+        <w:ind w:firstLine="426"/>
         <w:jc w:val="both"/>
         <w:rPr>
           <w:color w:val="000000"/>
@@ -505,21 +506,21 @@
       </w:pPr>
       <w:r>
         <w:rPr>
+          <w:rStyle w:val="Versetto"/>
+        </w:rPr>
+        <w:t>6.</w:t>
+      </w:r>
+      <w:r>
+        <w:rPr>
+          <w:color w:val="000000"/>
+        </w:rPr>
+        <w:t xml:space="preserve"> </w:t>
+      </w:r>
+      <w:r>
+        <w:rPr>
           <w:color w:val="000000"/>
         </w:rPr>
         <w:t>Браття,</w:t>
-      </w:r>
-      <w:r>
-        <w:rPr>
-          <w:rStyle w:val="Versetto"/>
-        </w:rPr>
-        <w:t xml:space="preserve"> </w:t>
-      </w:r>
-      <w:r>
-        <w:rPr>
-          <w:rStyle w:val="Versetto"/>
-        </w:rPr>
-        <w:t>6.</w:t>
       </w:r>
       <w:r>
         <w:rPr>
